--- a/templates/G3-025.docx
+++ b/templates/G3-025.docx
@@ -239,20 +239,12 @@
     </w:p>
     <w:p>
       <w:pPr>
-        <w:spacing w:before="0" w:after="240"/>
-        <w:ind w:firstLine="720"/>
-        <w:jc w:val="left"/>
+        <w:spacing w:before="0" w:after="0" w:line="360" w:lineRule="auto"/>
+        <w:numPr>
+          <w:ilvl w:val="0"/>
+          <w:numId w:val="1"/>
+        </w:numPr>
       </w:pPr>
-      <w:r>
-        <w:rPr>
-          <w:rFonts w:ascii="Times New Roman" w:hAnsi="Times New Roman" w:cs="Times New Roman"/>
-          <w:b w:val="0"/>
-          <w:i w:val="0"/>
-          <w:sz w:val="24"/>
-        </w:rPr>
-        <w:t>1.</w:t>
-        <w:tab/>
-      </w:r>
       <w:r>
         <w:rPr>
           <w:rFonts w:ascii="Times New Roman" w:hAnsi="Times New Roman" w:cs="Times New Roman"/>
@@ -265,20 +257,12 @@
     </w:p>
     <w:p>
       <w:pPr>
-        <w:spacing w:before="0" w:after="240"/>
-        <w:ind w:firstLine="720"/>
-        <w:jc w:val="left"/>
+        <w:spacing w:before="0" w:after="0" w:line="360" w:lineRule="auto"/>
+        <w:numPr>
+          <w:ilvl w:val="0"/>
+          <w:numId w:val="1"/>
+        </w:numPr>
       </w:pPr>
-      <w:r>
-        <w:rPr>
-          <w:rFonts w:ascii="Times New Roman" w:hAnsi="Times New Roman" w:cs="Times New Roman"/>
-          <w:b w:val="0"/>
-          <w:i w:val="0"/>
-          <w:sz w:val="24"/>
-        </w:rPr>
-        <w:t>2.</w:t>
-        <w:tab/>
-      </w:r>
       <w:r>
         <w:rPr>
           <w:rFonts w:ascii="Times New Roman" w:hAnsi="Times New Roman" w:cs="Times New Roman"/>
@@ -291,20 +275,12 @@
     </w:p>
     <w:p>
       <w:pPr>
-        <w:spacing w:before="0" w:after="240"/>
-        <w:ind w:firstLine="720"/>
-        <w:jc w:val="left"/>
+        <w:spacing w:before="0" w:after="0" w:line="360" w:lineRule="auto"/>
+        <w:numPr>
+          <w:ilvl w:val="0"/>
+          <w:numId w:val="1"/>
+        </w:numPr>
       </w:pPr>
-      <w:r>
-        <w:rPr>
-          <w:rFonts w:ascii="Times New Roman" w:hAnsi="Times New Roman" w:cs="Times New Roman"/>
-          <w:b w:val="0"/>
-          <w:i w:val="0"/>
-          <w:sz w:val="24"/>
-        </w:rPr>
-        <w:t>3.</w:t>
-        <w:tab/>
-      </w:r>
       <w:r>
         <w:rPr>
           <w:rFonts w:ascii="Times New Roman" w:hAnsi="Times New Roman" w:cs="Times New Roman"/>
@@ -317,20 +293,12 @@
     </w:p>
     <w:p>
       <w:pPr>
-        <w:spacing w:before="0" w:after="240"/>
-        <w:ind w:firstLine="720"/>
-        <w:jc w:val="left"/>
+        <w:spacing w:before="0" w:after="0" w:line="360" w:lineRule="auto"/>
+        <w:numPr>
+          <w:ilvl w:val="0"/>
+          <w:numId w:val="1"/>
+        </w:numPr>
       </w:pPr>
-      <w:r>
-        <w:rPr>
-          <w:rFonts w:ascii="Times New Roman" w:hAnsi="Times New Roman" w:cs="Times New Roman"/>
-          <w:b w:val="0"/>
-          <w:i w:val="0"/>
-          <w:sz w:val="24"/>
-        </w:rPr>
-        <w:t>4.</w:t>
-        <w:tab/>
-      </w:r>
       <w:r>
         <w:rPr>
           <w:rFonts w:ascii="Times New Roman" w:hAnsi="Times New Roman" w:cs="Times New Roman"/>
@@ -343,20 +311,12 @@
     </w:p>
     <w:p>
       <w:pPr>
-        <w:spacing w:before="0" w:after="240"/>
-        <w:ind w:firstLine="720"/>
-        <w:jc w:val="left"/>
+        <w:spacing w:before="0" w:after="0" w:line="360" w:lineRule="auto"/>
+        <w:numPr>
+          <w:ilvl w:val="0"/>
+          <w:numId w:val="1"/>
+        </w:numPr>
       </w:pPr>
-      <w:r>
-        <w:rPr>
-          <w:rFonts w:ascii="Times New Roman" w:hAnsi="Times New Roman" w:cs="Times New Roman"/>
-          <w:b w:val="0"/>
-          <w:i w:val="0"/>
-          <w:sz w:val="24"/>
-        </w:rPr>
-        <w:t>5.</w:t>
-        <w:tab/>
-      </w:r>
       <w:r>
         <w:rPr>
           <w:rFonts w:ascii="Times New Roman" w:hAnsi="Times New Roman" w:cs="Times New Roman"/>
@@ -370,20 +330,12 @@
     <w:p>
       <w:pPr>
         <w:keepNext/>
-        <w:spacing w:before="0" w:after="120"/>
-        <w:ind w:firstLine="720"/>
-        <w:jc w:val="left"/>
+        <w:spacing w:before="0" w:after="0" w:line="360" w:lineRule="auto"/>
+        <w:numPr>
+          <w:ilvl w:val="0"/>
+          <w:numId w:val="1"/>
+        </w:numPr>
       </w:pPr>
-      <w:r>
-        <w:rPr>
-          <w:rFonts w:ascii="Times New Roman" w:hAnsi="Times New Roman" w:cs="Times New Roman"/>
-          <w:b w:val="0"/>
-          <w:i w:val="0"/>
-          <w:sz w:val="24"/>
-        </w:rPr>
-        <w:t>6.</w:t>
-        <w:tab/>
-      </w:r>
       <w:r>
         <w:rPr>
           <w:rFonts w:ascii="Times New Roman" w:hAnsi="Times New Roman" w:cs="Times New Roman"/>
@@ -540,26 +492,12 @@
     </w:tbl>
     <w:p>
       <w:pPr>
-        <w:spacing w:before="0" w:after="120"/>
-        <w:jc w:val="left"/>
+        <w:spacing w:before="0" w:after="0" w:line="360" w:lineRule="auto"/>
+        <w:numPr>
+          <w:ilvl w:val="0"/>
+          <w:numId w:val="1"/>
+        </w:numPr>
       </w:pPr>
-    </w:p>
-    <w:p>
-      <w:pPr>
-        <w:spacing w:before="0" w:after="240"/>
-        <w:ind w:firstLine="720"/>
-        <w:jc w:val="left"/>
-      </w:pPr>
-      <w:r>
-        <w:rPr>
-          <w:rFonts w:ascii="Times New Roman" w:hAnsi="Times New Roman" w:cs="Times New Roman"/>
-          <w:b w:val="0"/>
-          <w:i w:val="0"/>
-          <w:sz w:val="24"/>
-        </w:rPr>
-        <w:t>7.</w:t>
-        <w:tab/>
-      </w:r>
       <w:r>
         <w:rPr>
           <w:rFonts w:ascii="Times New Roman" w:hAnsi="Times New Roman" w:cs="Times New Roman"/>
@@ -573,20 +511,12 @@
     <w:p>
       <w:pPr>
         <w:keepNext/>
-        <w:spacing w:before="0" w:after="120"/>
-        <w:ind w:firstLine="720"/>
-        <w:jc w:val="left"/>
+        <w:spacing w:before="0" w:after="0" w:line="360" w:lineRule="auto"/>
+        <w:numPr>
+          <w:ilvl w:val="0"/>
+          <w:numId w:val="1"/>
+        </w:numPr>
       </w:pPr>
-      <w:r>
-        <w:rPr>
-          <w:rFonts w:ascii="Times New Roman" w:hAnsi="Times New Roman" w:cs="Times New Roman"/>
-          <w:b w:val="0"/>
-          <w:i w:val="0"/>
-          <w:sz w:val="24"/>
-        </w:rPr>
-        <w:t>8.</w:t>
-        <w:tab/>
-      </w:r>
       <w:r>
         <w:rPr>
           <w:rFonts w:ascii="Times New Roman" w:hAnsi="Times New Roman" w:cs="Times New Roman"/>
@@ -702,26 +632,12 @@
     </w:tbl>
     <w:p>
       <w:pPr>
-        <w:spacing w:before="0" w:after="120"/>
-        <w:jc w:val="left"/>
+        <w:spacing w:before="0" w:after="0" w:line="360" w:lineRule="auto"/>
+        <w:numPr>
+          <w:ilvl w:val="0"/>
+          <w:numId w:val="1"/>
+        </w:numPr>
       </w:pPr>
-    </w:p>
-    <w:p>
-      <w:pPr>
-        <w:spacing w:before="0" w:after="240"/>
-        <w:ind w:firstLine="720"/>
-        <w:jc w:val="left"/>
-      </w:pPr>
-      <w:r>
-        <w:rPr>
-          <w:rFonts w:ascii="Times New Roman" w:hAnsi="Times New Roman" w:cs="Times New Roman"/>
-          <w:b w:val="0"/>
-          <w:i w:val="0"/>
-          <w:sz w:val="24"/>
-        </w:rPr>
-        <w:t>9.</w:t>
-        <w:tab/>
-      </w:r>
       <w:r>
         <w:rPr>
           <w:rFonts w:ascii="Times New Roman" w:hAnsi="Times New Roman" w:cs="Times New Roman"/>
@@ -734,7 +650,7 @@
     </w:p>
     <w:p>
       <w:pPr>
-        <w:spacing w:before="0" w:after="240"/>
+        <w:spacing w:before="240" w:after="240"/>
         <w:ind w:firstLine="720"/>
         <w:jc w:val="left"/>
       </w:pPr>
@@ -762,6 +678,22 @@
           <w:sz w:val="24"/>
         </w:rPr>
         <w:t>Under penalties of perjury, I declare that I have read the foregoing, and the facts alleged are true, to the best of my knowledge and belief.</w:t>
+      </w:r>
+    </w:p>
+    <w:p>
+      <w:pPr>
+        <w:spacing w:before="120" w:after="360"/>
+        <w:ind w:firstLine="720"/>
+        <w:jc w:val="left"/>
+      </w:pPr>
+      <w:r>
+        <w:rPr>
+          <w:rFonts w:ascii="Times New Roman" w:hAnsi="Times New Roman" w:cs="Times New Roman"/>
+          <w:b w:val="0"/>
+          <w:i w:val="0"/>
+          <w:sz w:val="24"/>
+        </w:rPr>
+        <w:t>{#county_is_broward}The undersigned hereby certifies that generative artificial intelligence was used to prepare this Petition for Appointment of Plenary Guardian of Property. The undersigned has independently verified the accuracy of every citation to the law and/or the record, and the accuracy of any language drafted by generative artificial intelligence, including quotations, citations, paraphrased assertions, facts, and legal analysis.{/county_is_broward}</w:t>
       </w:r>
     </w:p>
     <w:p>
@@ -1024,203 +956,42 @@
 </file>
 
 <file path=word/numbering.xml><?xml version="1.0" encoding="utf-8"?>
-<w:numbering xmlns:wpc="http://schemas.microsoft.com/office/word/2010/wordprocessingCanvas" xmlns:mo="http://schemas.microsoft.com/office/mac/office/2008/main" xmlns:mc="http://schemas.openxmlformats.org/markup-compatibility/2006" xmlns:mv="urn:schemas-microsoft-com:mac:vml" xmlns:o="urn:schemas-microsoft-com:office:office" xmlns:r="http://schemas.openxmlformats.org/officeDocument/2006/relationships" xmlns:m="http://schemas.openxmlformats.org/officeDocument/2006/math" xmlns:v="urn:schemas-microsoft-com:vml" xmlns:wp14="http://schemas.microsoft.com/office/word/2010/wordprocessingDrawing" xmlns:wp="http://schemas.openxmlformats.org/drawingml/2006/wordprocessingDrawing" xmlns:w10="urn:schemas-microsoft-com:office:word" xmlns:w="http://schemas.openxmlformats.org/wordprocessingml/2006/main" xmlns:w14="http://schemas.microsoft.com/office/word/2010/wordml" xmlns:wpg="http://schemas.microsoft.com/office/word/2010/wordprocessingGroup" xmlns:wpi="http://schemas.microsoft.com/office/word/2010/wordprocessingInk" xmlns:wne="http://schemas.microsoft.com/office/word/2006/wordml" xmlns:wps="http://schemas.microsoft.com/office/word/2010/wordprocessingShape" mc:Ignorable="w14 wp14">
+<w:numbering xmlns:w="http://schemas.openxmlformats.org/wordprocessingml/2006/main">
   <w:abstractNum w:abstractNumId="0">
-    <w:nsid w:val="FFFFFF7C"/>
-    <w:multiLevelType w:val="singleLevel"/>
-    <w:tmpl w:val="C310EC42"/>
+    <w:multiLevelType w:val="hybridMultilevel"/>
     <w:lvl w:ilvl="0">
       <w:start w:val="1"/>
       <w:numFmt w:val="decimal"/>
       <w:lvlText w:val="%1."/>
       <w:lvlJc w:val="left"/>
       <w:pPr>
-        <w:tabs>
-          <w:tab w:val="num" w:pos="1800"/>
-        </w:tabs>
-        <w:ind w:left="1800" w:hanging="360"/>
+        <w:ind w:left="0" w:firstLine="360"/>
+      </w:pPr>
+      <w:rPr>
+        <w:rFonts w:ascii="Times New Roman" w:hAnsi="Times New Roman" w:cs="Times New Roman"/>
+        <w:sz w:val="24"/>
+      </w:rPr>
+    </w:lvl>
+    <w:lvl w:ilvl="1">
+      <w:start w:val="1"/>
+      <w:numFmt w:val="lowerLetter"/>
+      <w:lvlText w:val="%2."/>
+      <w:lvlJc w:val="left"/>
+      <w:pPr>
+        <w:ind w:left="720" w:hanging="360"/>
       </w:pPr>
     </w:lvl>
-  </w:abstractNum>
-  <w:abstractNum w:abstractNumId="1">
-    <w:nsid w:val="FFFFFF7D"/>
-    <w:multiLevelType w:val="singleLevel"/>
-    <w:tmpl w:val="E4089024"/>
-    <w:lvl w:ilvl="0">
+    <w:lvl w:ilvl="2">
       <w:start w:val="1"/>
-      <w:numFmt w:val="decimal"/>
-      <w:lvlText w:val="%1."/>
+      <w:numFmt w:val="lowerRoman"/>
+      <w:lvlText w:val="%3."/>
       <w:lvlJc w:val="left"/>
       <w:pPr>
-        <w:tabs>
-          <w:tab w:val="num" w:pos="1440"/>
-        </w:tabs>
         <w:ind w:left="1440" w:hanging="360"/>
       </w:pPr>
     </w:lvl>
   </w:abstractNum>
-  <w:abstractNum w:abstractNumId="2">
-    <w:nsid w:val="FFFFFF7E"/>
-    <w:multiLevelType w:val="singleLevel"/>
-    <w:tmpl w:val="FB12693A"/>
-    <w:lvl w:ilvl="0">
-      <w:start w:val="1"/>
-      <w:numFmt w:val="decimal"/>
-      <w:pStyle w:val="ListNumber3"/>
-      <w:lvlText w:val="%1."/>
-      <w:lvlJc w:val="left"/>
-      <w:pPr>
-        <w:tabs>
-          <w:tab w:val="num" w:pos="1080"/>
-        </w:tabs>
-        <w:ind w:left="1080" w:hanging="360"/>
-      </w:pPr>
-    </w:lvl>
-  </w:abstractNum>
-  <w:abstractNum w:abstractNumId="3">
-    <w:nsid w:val="FFFFFF7F"/>
-    <w:multiLevelType w:val="singleLevel"/>
-    <w:tmpl w:val="38441652"/>
-    <w:lvl w:ilvl="0">
-      <w:start w:val="1"/>
-      <w:numFmt w:val="decimal"/>
-      <w:pStyle w:val="ListNumber2"/>
-      <w:lvlText w:val="%1."/>
-      <w:lvlJc w:val="left"/>
-      <w:pPr>
-        <w:tabs>
-          <w:tab w:val="num" w:pos="720"/>
-        </w:tabs>
-        <w:ind w:left="720" w:hanging="360"/>
-      </w:pPr>
-    </w:lvl>
-  </w:abstractNum>
-  <w:abstractNum w:abstractNumId="4">
-    <w:nsid w:val="FFFFFF81"/>
-    <w:multiLevelType w:val="singleLevel"/>
-    <w:tmpl w:val="171AC3A4"/>
-    <w:lvl w:ilvl="0">
-      <w:start w:val="1"/>
-      <w:numFmt w:val="bullet"/>
-      <w:lvlText w:val=""/>
-      <w:lvlJc w:val="left"/>
-      <w:pPr>
-        <w:tabs>
-          <w:tab w:val="num" w:pos="1440"/>
-        </w:tabs>
-        <w:ind w:left="1440" w:hanging="360"/>
-      </w:pPr>
-      <w:rPr>
-        <w:rFonts w:ascii="Symbol" w:hAnsi="Symbol" w:hint="default"/>
-      </w:rPr>
-    </w:lvl>
-  </w:abstractNum>
-  <w:abstractNum w:abstractNumId="5">
-    <w:nsid w:val="FFFFFF82"/>
-    <w:multiLevelType w:val="singleLevel"/>
-    <w:tmpl w:val="F3EAFDEC"/>
-    <w:lvl w:ilvl="0">
-      <w:start w:val="1"/>
-      <w:numFmt w:val="bullet"/>
-      <w:pStyle w:val="ListBullet3"/>
-      <w:lvlText w:val=""/>
-      <w:lvlJc w:val="left"/>
-      <w:pPr>
-        <w:tabs>
-          <w:tab w:val="num" w:pos="1080"/>
-        </w:tabs>
-        <w:ind w:left="1080" w:hanging="360"/>
-      </w:pPr>
-      <w:rPr>
-        <w:rFonts w:ascii="Symbol" w:hAnsi="Symbol" w:hint="default"/>
-      </w:rPr>
-    </w:lvl>
-  </w:abstractNum>
-  <w:abstractNum w:abstractNumId="6">
-    <w:nsid w:val="FFFFFF83"/>
-    <w:multiLevelType w:val="singleLevel"/>
-    <w:tmpl w:val="3D1EFFD4"/>
-    <w:lvl w:ilvl="0">
-      <w:start w:val="1"/>
-      <w:numFmt w:val="bullet"/>
-      <w:pStyle w:val="ListBullet2"/>
-      <w:lvlText w:val=""/>
-      <w:lvlJc w:val="left"/>
-      <w:pPr>
-        <w:tabs>
-          <w:tab w:val="num" w:pos="720"/>
-        </w:tabs>
-        <w:ind w:left="720" w:hanging="360"/>
-      </w:pPr>
-      <w:rPr>
-        <w:rFonts w:ascii="Symbol" w:hAnsi="Symbol" w:hint="default"/>
-      </w:rPr>
-    </w:lvl>
-  </w:abstractNum>
-  <w:abstractNum w:abstractNumId="7">
-    <w:nsid w:val="FFFFFF88"/>
-    <w:multiLevelType w:val="singleLevel"/>
-    <w:tmpl w:val="D0A62B40"/>
-    <w:lvl w:ilvl="0">
-      <w:start w:val="1"/>
-      <w:numFmt w:val="decimal"/>
-      <w:pStyle w:val="ListNumber"/>
-      <w:lvlText w:val="%1."/>
-      <w:lvlJc w:val="left"/>
-      <w:pPr>
-        <w:tabs>
-          <w:tab w:val="num" w:pos="360"/>
-        </w:tabs>
-        <w:ind w:left="360" w:hanging="360"/>
-      </w:pPr>
-    </w:lvl>
-  </w:abstractNum>
-  <w:abstractNum w:abstractNumId="8">
-    <w:nsid w:val="FFFFFF89"/>
-    <w:multiLevelType w:val="singleLevel"/>
-    <w:tmpl w:val="29761A62"/>
-    <w:lvl w:ilvl="0">
-      <w:start w:val="1"/>
-      <w:numFmt w:val="bullet"/>
-      <w:pStyle w:val="ListBullet"/>
-      <w:lvlText w:val=""/>
-      <w:lvlJc w:val="left"/>
-      <w:pPr>
-        <w:tabs>
-          <w:tab w:val="num" w:pos="360"/>
-        </w:tabs>
-        <w:ind w:left="360" w:hanging="360"/>
-      </w:pPr>
-      <w:rPr>
-        <w:rFonts w:ascii="Symbol" w:hAnsi="Symbol" w:hint="default"/>
-      </w:rPr>
-    </w:lvl>
-  </w:abstractNum>
   <w:num w:numId="1">
-    <w:abstractNumId w:val="8"/>
-  </w:num>
-  <w:num w:numId="2">
-    <w:abstractNumId w:val="6"/>
-  </w:num>
-  <w:num w:numId="3">
-    <w:abstractNumId w:val="5"/>
-  </w:num>
-  <w:num w:numId="4">
-    <w:abstractNumId w:val="4"/>
-  </w:num>
-  <w:num w:numId="5">
-    <w:abstractNumId w:val="7"/>
-  </w:num>
-  <w:num w:numId="6">
-    <w:abstractNumId w:val="3"/>
-  </w:num>
-  <w:num w:numId="7">
-    <w:abstractNumId w:val="2"/>
-  </w:num>
-  <w:num w:numId="8">
-    <w:abstractNumId w:val="1"/>
-  </w:num>
-  <w:num w:numId="9">
     <w:abstractNumId w:val="0"/>
   </w:num>
 </w:numbering>

--- a/templates/G3-025.docx
+++ b/templates/G3-025.docx
@@ -709,7 +709,7 @@
           <w:i w:val="0"/>
           <w:sz w:val="24"/>
         </w:rPr>
-        <w:t>Signed on this _____ day of {signing_month} {signing_year}.</w:t>
+        <w:t>Signed on this _____ day of __________, 20___.</w:t>
       </w:r>
     </w:p>
     <w:p>

--- a/templates/G3-025.docx
+++ b/templates/G3-025.docx
@@ -270,7 +270,7 @@
           <w:i w:val="0"/>
           <w:sz w:val="24"/>
         </w:rPr>
-        <w:t>{aip_name} (the AIP-Alleged Incapacitated Person) is an alleged incapacitated person who is {aip_age} years of age.  The residence of the Ward is {aip_residence}; and the post office address of the Ward is {aip_address}.</w:t>
+        <w:t>{aip_name} (the AIP-Alleged Incapacitated Person) is an alleged incapacitated person who is {aip_age} years of age, whose address is {aip_address}.</w:t>
       </w:r>
     </w:p>
     <w:p>
@@ -505,7 +505,7 @@
           <w:i w:val="0"/>
           <w:sz w:val="24"/>
         </w:rPr>
-        <w:t>The proposed guardian, {proposed_guardian_name}, whose residence is {proposed_guardian_residence}, and whose post office address is {proposed_guardian_address}, is sui juris and otherwise qualified under the laws of Florida to act as plenary guardian of the property of the Ward.{#is_professional_guardian} The proposed guardian is a professional guardian and has complied with the registration requirements of Florida Statutes section 744.2002.{/is_professional_guardian} The relationship and previous association of the proposed guardian to the Ward (including any activities designated in Florida Statutes section 744.446(3)) are {proposed_guardian_relationship}. The proposed guardian should be appointed because {appointment_reason}.</w:t>
+        <w:t>The proposed guardian, {proposed_guardian_name}, whose address is {proposed_guardian_address}, is sui juris and otherwise qualified under the laws of Florida to act as plenary guardian of the property of the Ward.{#is_professional_guardian} The proposed guardian is a professional guardian and has complied with the registration requirements of Florida Statutes section 744.2002.{/is_professional_guardian} The relationship and previous association of the proposed guardian to the Ward (including any activities designated in Florida Statutes section 744.446(3)) are {proposed_guardian_relationship}. The proposed guardian should be appointed because {appointment_reason}.</w:t>
       </w:r>
     </w:p>
     <w:p>

--- a/templates/G3-025.docx
+++ b/templates/G3-025.docx
@@ -10,11 +10,11 @@
       <w:r>
         <w:rPr>
           <w:rFonts w:ascii="Times New Roman" w:hAnsi="Times New Roman" w:cs="Times New Roman"/>
-          <w:b w:val="0"/>
+          <w:b/>
           <w:i w:val="0"/>
           <w:sz w:val="24"/>
         </w:rPr>
-        <w:t>IN THE CIRCUIT COURT FOR {county} COUNTY, FLORIDA</w:t>
+        <w:t>IN THE CIRCUIT COURT FOR {county_caption} COUNTY, FLORIDA</w:t>
       </w:r>
     </w:p>
     <w:tbl>
@@ -48,7 +48,7 @@
             <w:r>
               <w:rPr>
                 <w:rFonts w:ascii="Times New Roman" w:hAnsi="Times New Roman" w:cs="Times New Roman"/>
-                <w:b w:val="0"/>
+                <w:b/>
                 <w:i w:val="0"/>
                 <w:sz w:val="24"/>
               </w:rPr>
@@ -68,7 +68,7 @@
             <w:r>
               <w:rPr>
                 <w:rFonts w:ascii="Times New Roman" w:hAnsi="Times New Roman" w:cs="Times New Roman"/>
-                <w:b w:val="0"/>
+                <w:b/>
                 <w:i w:val="0"/>
                 <w:sz w:val="24"/>
               </w:rPr>
@@ -90,7 +90,7 @@
             <w:r>
               <w:rPr>
                 <w:rFonts w:ascii="Times New Roman" w:hAnsi="Times New Roman" w:cs="Times New Roman"/>
-                <w:b w:val="0"/>
+                <w:b/>
                 <w:i w:val="0"/>
                 <w:sz w:val="24"/>
               </w:rPr>
@@ -123,7 +123,7 @@
             <w:r>
               <w:rPr>
                 <w:rFonts w:ascii="Times New Roman" w:hAnsi="Times New Roman" w:cs="Times New Roman"/>
-                <w:b w:val="0"/>
+                <w:b/>
                 <w:i w:val="0"/>
                 <w:sz w:val="24"/>
               </w:rPr>
@@ -143,7 +143,7 @@
             <w:r>
               <w:rPr>
                 <w:rFonts w:ascii="Times New Roman" w:hAnsi="Times New Roman" w:cs="Times New Roman"/>
-                <w:b w:val="0"/>
+                <w:b/>
                 <w:i w:val="0"/>
                 <w:sz w:val="24"/>
               </w:rPr>
@@ -176,7 +176,7 @@
             <w:r>
               <w:rPr>
                 <w:rFonts w:ascii="Times New Roman" w:hAnsi="Times New Roman" w:cs="Times New Roman"/>
-                <w:b w:val="0"/>
+                <w:b/>
                 <w:i w:val="0"/>
                 <w:sz w:val="24"/>
               </w:rPr>

--- a/templates/G3-025.docx
+++ b/templates/G3-025.docx
@@ -693,7 +693,23 @@
           <w:i w:val="0"/>
           <w:sz w:val="24"/>
         </w:rPr>
-        <w:t>{#county_is_broward}The undersigned hereby certifies that generative artificial intelligence was used to prepare this Petition for Appointment of Plenary Guardian of Property. The undersigned has independently verified the accuracy of every citation to the law and/or the record, and the accuracy of any language drafted by generative artificial intelligence, including quotations, citations, paraphrased assertions, facts, and legal analysis.{/county_is_broward}</w:t>
+        <w:t>{#used_ai}{#county_is_broward}The undersigned hereby certifies that generative artificial intelligence was used to prepare this Petition for Appointment of Plenary Guardian of Property. The undersigned has independently verified the accuracy of every citation to the law and/or the record, and the accuracy of any language drafted by generative artificial intelligence, including quotations, citations, paraphrased assertions, facts, and legal analysis.{/county_is_broward}{/used_ai}</w:t>
+      </w:r>
+    </w:p>
+    <w:p>
+      <w:pPr>
+        <w:spacing w:before="120" w:after="360"/>
+        <w:ind w:firstLine="720"/>
+        <w:jc w:val="left"/>
+      </w:pPr>
+      <w:r>
+        <w:rPr>
+          <w:rFonts w:ascii="Times New Roman" w:hAnsi="Times New Roman" w:cs="Times New Roman"/>
+          <w:b w:val="0"/>
+          <w:i w:val="0"/>
+          <w:sz w:val="24"/>
+        </w:rPr>
+        <w:t>{#used_ai}{#county_is_miami_dade}Generative artificial intelligence was used in the preparation of this filing. The undersigned certifies that all factual assertions, legal authority, and citations have been independently reviewed and verified for accuracy and accepts full responsibility for the contents of this filing.{/county_is_miami_dade}{/used_ai}</w:t>
       </w:r>
     </w:p>
     <w:p>
